--- a/docs/Lessons/Lesson 13 - A Hit That Reacts/Handouts/Lesson_13_Handout_TIC-80.docx
+++ b/docs/Lessons/Lesson 13 - A Hit That Reacts/Handouts/Lesson_13_Handout_TIC-80.docx
@@ -188,6 +188,68 @@
     </w:p>
     <w:p>
       <w:pPr>
+        <w:spacing w:after="40" w:before="120"/>
+        <w:jc w:val="center"/>
+      </w:pPr>
+      <w:r>
+        <w:drawing>
+          <wp:inline distT="0" distB="0" distL="0" distR="0">
+            <wp:extent cx="4937760" cy="4078224"/>
+            <wp:effectExtent t="0" r="0" b="0" l="0"/>
+            <wp:docPr id="1" name="" descr="" title=""/>
+            <wp:cNvGraphicFramePr>
+              <a:graphicFrameLocks xmlns:a="http://schemas.openxmlformats.org/drawingml/2006/main" noChangeAspect="1"/>
+            </wp:cNvGraphicFramePr>
+            <a:graphic xmlns:a="http://schemas.openxmlformats.org/drawingml/2006/main">
+              <a:graphicData uri="http://schemas.openxmlformats.org/drawingml/2006/picture">
+                <pic:pic xmlns:pic="http://schemas.openxmlformats.org/drawingml/2006/picture">
+                  <pic:nvPicPr>
+                    <pic:cNvPr id="0" name="" descr=""/>
+                    <pic:cNvPicPr>
+                      <a:picLocks noChangeAspect="1" noChangeArrowheads="1"/>
+                    </pic:cNvPicPr>
+                  </pic:nvPicPr>
+                  <pic:blipFill>
+                    <a:blip r:embed="rId10" cstate="none"/>
+                    <a:srcRect/>
+                    <a:stretch>
+                      <a:fillRect/>
+                    </a:stretch>
+                  </pic:blipFill>
+                  <pic:spPr bwMode="auto">
+                    <a:xfrm>
+                      <a:off x="0" y="0"/>
+                      <a:ext cx="4937760" cy="4078224"/>
+                    </a:xfrm>
+                    <a:prstGeom prst="rect">
+                      <a:avLst/>
+                    </a:prstGeom>
+                  </pic:spPr>
+                </pic:pic>
+              </a:graphicData>
+            </a:graphic>
+          </wp:inline>
+        </w:drawing>
+      </w:r>
+    </w:p>
+    <w:p>
+      <w:pPr>
+        <w:spacing w:after="160"/>
+        <w:jc w:val="center"/>
+      </w:pPr>
+      <w:r>
+        <w:rPr>
+          <w:i/>
+          <w:iCs/>
+          <w:color w:val="888888"/>
+          <w:sz w:val="16"/>
+          <w:szCs w:val="16"/>
+        </w:rPr>
+        <w:t xml:space="preserve">Everything in the top box happens the instant the hit is detected. Only the enemy's own removal - the very last step - waits for the pause to finish.</w:t>
+      </w:r>
+    </w:p>
+    <w:p>
+      <w:pPr>
         <w:pStyle w:val="ListParagraph"/>
         <w:numPr>
           <w:ilvl w:val="0"/>
@@ -444,7 +506,7 @@
           <w:sz w:val="20"/>
           <w:szCs w:val="20"/>
         </w:rPr>
-        <w:t xml:space="preserve">  sfx(4)</w:t>
+        <w:t xml:space="preserve">  sfx(6)</w:t>
       </w:r>
       <w:r>
         <w:br/>

--- a/docs/Lessons/Lesson 13 - A Hit That Reacts/Handouts/Lesson_13_Handout_TIC-80.docx
+++ b/docs/Lessons/Lesson 13 - A Hit That Reacts/Handouts/Lesson_13_Handout_TIC-80.docx
@@ -334,6 +334,20 @@
       </w:pPr>
       <w:r>
         <w:rPr>
+          <w:i/>
+          <w:iCs/>
+          <w:color w:val="555555"/>
+          <w:sz w:val="18"/>
+          <w:szCs w:val="18"/>
+        </w:rPr>
+        <w:t xml:space="preserve">Highlighted lines are new this week; everything else is code you already have.</w:t>
+      </w:r>
+      <w:r>
+        <w:br/>
+        <w:t xml:space="preserve"/>
+      </w:r>
+      <w:r>
+        <w:rPr>
           <w:rFonts w:ascii="Consolas" w:cs="Consolas" w:eastAsia="Consolas" w:hAnsi="Consolas"/>
           <w:sz w:val="20"/>
           <w:szCs w:val="20"/>
@@ -385,6 +399,7 @@
           <w:rFonts w:ascii="Consolas" w:cs="Consolas" w:eastAsia="Consolas" w:hAnsi="Consolas"/>
           <w:sz w:val="20"/>
           <w:szCs w:val="20"/>
+          <w:shd w:fill="FFE98A" w:val="clear"/>
         </w:rPr>
         <w:t xml:space="preserve">e.flash = 6</w:t>
       </w:r>
@@ -397,6 +412,7 @@
           <w:rFonts w:ascii="Consolas" w:cs="Consolas" w:eastAsia="Consolas" w:hAnsi="Consolas"/>
           <w:sz w:val="20"/>
           <w:szCs w:val="20"/>
+          <w:shd w:fill="FFE98A" w:val="clear"/>
         </w:rPr>
         <w:t xml:space="preserve">table.insert(explosions, {x=e.x, y=e.y, t=12})</w:t>
       </w:r>
@@ -577,6 +593,7 @@
           <w:rFonts w:ascii="Consolas" w:cs="Consolas" w:eastAsia="Consolas" w:hAnsi="Consolas"/>
           <w:sz w:val="20"/>
           <w:szCs w:val="20"/>
+          <w:shd w:fill="FFE98A" w:val="clear"/>
         </w:rPr>
         <w:t xml:space="preserve">for i=#enemies,1,-1 do</w:t>
       </w:r>
@@ -589,6 +606,7 @@
           <w:rFonts w:ascii="Consolas" w:cs="Consolas" w:eastAsia="Consolas" w:hAnsi="Consolas"/>
           <w:sz w:val="20"/>
           <w:szCs w:val="20"/>
+          <w:shd w:fill="FFE98A" w:val="clear"/>
         </w:rPr>
         <w:t xml:space="preserve"> local e = enemies[i]</w:t>
       </w:r>
@@ -601,6 +619,7 @@
           <w:rFonts w:ascii="Consolas" w:cs="Consolas" w:eastAsia="Consolas" w:hAnsi="Consolas"/>
           <w:sz w:val="20"/>
           <w:szCs w:val="20"/>
+          <w:shd w:fill="FFE98A" w:val="clear"/>
         </w:rPr>
         <w:t xml:space="preserve"> if e.flash then</w:t>
       </w:r>
@@ -613,6 +632,7 @@
           <w:rFonts w:ascii="Consolas" w:cs="Consolas" w:eastAsia="Consolas" w:hAnsi="Consolas"/>
           <w:sz w:val="20"/>
           <w:szCs w:val="20"/>
+          <w:shd w:fill="FFE98A" w:val="clear"/>
         </w:rPr>
         <w:t xml:space="preserve">  e.flash = e.flash - 1</w:t>
       </w:r>
@@ -625,6 +645,7 @@
           <w:rFonts w:ascii="Consolas" w:cs="Consolas" w:eastAsia="Consolas" w:hAnsi="Consolas"/>
           <w:sz w:val="20"/>
           <w:szCs w:val="20"/>
+          <w:shd w:fill="FFE98A" w:val="clear"/>
         </w:rPr>
         <w:t xml:space="preserve">  if e.flash &lt;= 0 then table.remove(enemies, i) end</w:t>
       </w:r>
@@ -637,6 +658,7 @@
           <w:rFonts w:ascii="Consolas" w:cs="Consolas" w:eastAsia="Consolas" w:hAnsi="Consolas"/>
           <w:sz w:val="20"/>
           <w:szCs w:val="20"/>
+          <w:shd w:fill="FFE98A" w:val="clear"/>
         </w:rPr>
         <w:t xml:space="preserve"> end</w:t>
       </w:r>
@@ -649,6 +671,7 @@
           <w:rFonts w:ascii="Consolas" w:cs="Consolas" w:eastAsia="Consolas" w:hAnsi="Consolas"/>
           <w:sz w:val="20"/>
           <w:szCs w:val="20"/>
+          <w:shd w:fill="FFE98A" w:val="clear"/>
         </w:rPr>
         <w:t xml:space="preserve">end</w:t>
       </w:r>
@@ -661,6 +684,7 @@
           <w:rFonts w:ascii="Consolas" w:cs="Consolas" w:eastAsia="Consolas" w:hAnsi="Consolas"/>
           <w:sz w:val="20"/>
           <w:szCs w:val="20"/>
+          <w:shd w:fill="FFE98A" w:val="clear"/>
         </w:rPr>
         <w:t xml:space="preserve">for i=#explosions,1,-1 do</w:t>
       </w:r>
@@ -673,6 +697,7 @@
           <w:rFonts w:ascii="Consolas" w:cs="Consolas" w:eastAsia="Consolas" w:hAnsi="Consolas"/>
           <w:sz w:val="20"/>
           <w:szCs w:val="20"/>
+          <w:shd w:fill="FFE98A" w:val="clear"/>
         </w:rPr>
         <w:t xml:space="preserve"> explosions[i].t = explosions[i].t - 1</w:t>
       </w:r>
@@ -685,6 +710,7 @@
           <w:rFonts w:ascii="Consolas" w:cs="Consolas" w:eastAsia="Consolas" w:hAnsi="Consolas"/>
           <w:sz w:val="20"/>
           <w:szCs w:val="20"/>
+          <w:shd w:fill="FFE98A" w:val="clear"/>
         </w:rPr>
         <w:t xml:space="preserve"> if explosions[i].t &lt;= 0 then table.remove(explosions, i) end</w:t>
       </w:r>
@@ -697,6 +723,7 @@
           <w:rFonts w:ascii="Consolas" w:cs="Consolas" w:eastAsia="Consolas" w:hAnsi="Consolas"/>
           <w:sz w:val="20"/>
           <w:szCs w:val="20"/>
+          <w:shd w:fill="FFE98A" w:val="clear"/>
         </w:rPr>
         <w:t xml:space="preserve">end</w:t>
       </w:r>
@@ -733,6 +760,7 @@
           <w:rFonts w:ascii="Consolas" w:cs="Consolas" w:eastAsia="Consolas" w:hAnsi="Consolas"/>
           <w:sz w:val="20"/>
           <w:szCs w:val="20"/>
+          <w:shd w:fill="FFE98A" w:val="clear"/>
         </w:rPr>
         <w:t xml:space="preserve">if e.flash then spr(FLASH_SPRITE, e.x, e.y, 14) else spr(ENEMY_SPRITE, e.x, e.y, 14) end</w:t>
       </w:r>
